--- a/shortKeys/shortcuts.docx
+++ b/shortKeys/shortcuts.docx
@@ -174,13 +174,33 @@
         <w:rPr>
           <w:rFonts w:ascii="Aptos Black" w:hAnsi="Aptos Black"/>
         </w:rPr>
-        <w:t>b</w:t>
-      </w:r>
-      <w:r>
-        <w:rPr>
-          <w:rFonts w:ascii="Aptos Black" w:hAnsi="Aptos Black"/>
-        </w:rPr>
-        <w:t xml:space="preserve">– mergi in </w:t>
+        <w:t>b– mergi in spate la urmatorul caracter din linie(fara spatii)</w:t>
+      </w:r>
+    </w:p>
+    <w:p>
+      <w:pPr>
+        <w:rPr>
+          <w:rFonts w:ascii="Aptos Black" w:hAnsi="Aptos Black"/>
+        </w:rPr>
+      </w:pPr>
+      <w:r>
+        <w:rPr>
+          <w:rFonts w:ascii="Aptos Black" w:hAnsi="Aptos Black"/>
+        </w:rPr>
+        <w:t>B– mergi in spate la primul caracter al urmatorului cuvant din linie</w:t>
+      </w:r>
+    </w:p>
+    <w:p>
+      <w:pPr>
+        <w:rPr>
+          <w:rFonts w:ascii="Aptos Black" w:hAnsi="Aptos Black"/>
+        </w:rPr>
+      </w:pPr>
+      <w:r>
+        <w:rPr>
+          <w:rFonts w:ascii="Aptos Black" w:hAnsi="Aptos Black"/>
+        </w:rPr>
+        <w:t xml:space="preserve">ge – mergi in </w:t>
       </w:r>
       <w:r>
         <w:rPr>
@@ -192,26 +212,20 @@
         <w:rPr>
           <w:rFonts w:ascii="Aptos Black" w:hAnsi="Aptos Black"/>
         </w:rPr>
-        <w:t xml:space="preserve"> la urmatorul caracter din linie(fara spatii)</w:t>
-      </w:r>
-    </w:p>
-    <w:p>
-      <w:pPr>
-        <w:rPr>
-          <w:rFonts w:ascii="Aptos Black" w:hAnsi="Aptos Black"/>
-        </w:rPr>
-      </w:pPr>
-      <w:r>
-        <w:rPr>
-          <w:rFonts w:ascii="Aptos Black" w:hAnsi="Aptos Black"/>
-        </w:rPr>
-        <w:t>B</w:t>
-      </w:r>
-      <w:r>
-        <w:rPr>
-          <w:rFonts w:ascii="Aptos Black" w:hAnsi="Aptos Black"/>
-        </w:rPr>
-        <w:t xml:space="preserve">– mergi in </w:t>
+        <w:t xml:space="preserve"> la ultimul caracter pana la (spatiu/punctuatii)</w:t>
+      </w:r>
+    </w:p>
+    <w:p>
+      <w:pPr>
+        <w:rPr>
+          <w:rFonts w:ascii="Aptos Black" w:hAnsi="Aptos Black"/>
+        </w:rPr>
+      </w:pPr>
+      <w:r>
+        <w:rPr>
+          <w:rFonts w:ascii="Aptos Black" w:hAnsi="Aptos Black"/>
+        </w:rPr>
+        <w:t xml:space="preserve">gE – merg  in </w:t>
       </w:r>
       <w:r>
         <w:rPr>
@@ -223,45 +237,7 @@
         <w:rPr>
           <w:rFonts w:ascii="Aptos Black" w:hAnsi="Aptos Black"/>
         </w:rPr>
-        <w:t xml:space="preserve"> la primul caracter al urmatorului cuvant din linie</w:t>
-      </w:r>
-    </w:p>
-    <w:p>
-      <w:pPr>
-        <w:rPr>
-          <w:rFonts w:ascii="Aptos Black" w:hAnsi="Aptos Black"/>
-        </w:rPr>
-      </w:pPr>
-      <w:r>
-        <w:rPr>
-          <w:rFonts w:ascii="Aptos Black" w:hAnsi="Aptos Black"/>
-        </w:rPr>
-        <w:t xml:space="preserve">ge </w:t>
-      </w:r>
-      <w:r>
-        <w:rPr>
-          <w:rFonts w:ascii="Aptos Black" w:hAnsi="Aptos Black"/>
-        </w:rPr>
-        <w:t>– mergi in fata la ultimul caracter pana la (spatiu/punctuatii)</w:t>
-      </w:r>
-    </w:p>
-    <w:p>
-      <w:pPr>
-        <w:rPr>
-          <w:rFonts w:ascii="Aptos Black" w:hAnsi="Aptos Black"/>
-        </w:rPr>
-      </w:pPr>
-      <w:r>
-        <w:rPr>
-          <w:rFonts w:ascii="Aptos Black" w:hAnsi="Aptos Black"/>
-        </w:rPr>
-        <w:t>gE</w:t>
-      </w:r>
-      <w:r>
-        <w:rPr>
-          <w:rFonts w:ascii="Aptos Black" w:hAnsi="Aptos Black"/>
-        </w:rPr>
-        <w:t xml:space="preserve"> – merg  in fata la ultimul caracter pana la spatiu</w:t>
+        <w:t xml:space="preserve"> la ultimul caracter pana la spatiu</w:t>
       </w:r>
     </w:p>
     <w:p>
@@ -334,40 +310,58 @@
         <w:rPr>
           <w:rFonts w:ascii="Aptos Black" w:hAnsi="Aptos Black"/>
         </w:rPr>
-        <w:t>gg – mergi la prima linie a textului</w:t>
-      </w:r>
-    </w:p>
-    <w:p>
-      <w:pPr>
-        <w:rPr>
-          <w:rFonts w:ascii="Aptos Black" w:hAnsi="Aptos Black"/>
-        </w:rPr>
-      </w:pPr>
-      <w:r>
-        <w:rPr>
-          <w:rFonts w:ascii="Aptos Black" w:hAnsi="Aptos Black"/>
-        </w:rPr>
-        <w:t>G – mergi la ultima linie a textului</w:t>
-      </w:r>
-    </w:p>
-    <w:p>
-      <w:pPr>
-        <w:rPr>
-          <w:rFonts w:ascii="Aptos Black" w:hAnsi="Aptos Black"/>
-        </w:rPr>
-      </w:pPr>
-    </w:p>
-    <w:p>
-      <w:pPr>
-        <w:rPr>
-          <w:rFonts w:ascii="Aptos Black" w:hAnsi="Aptos Black"/>
-        </w:rPr>
-      </w:pPr>
-      <w:r>
-        <w:rPr>
-          <w:rFonts w:ascii="Aptos Black" w:hAnsi="Aptos Black"/>
-        </w:rPr>
-        <w:t>5gg sau 5G – mergi la inceputul liniei 5</w:t>
+        <w:t xml:space="preserve">gg – mergi la prima linie a </w:t>
+      </w:r>
+      <w:r>
+        <w:rPr>
+          <w:rFonts w:ascii="Aptos Black" w:hAnsi="Aptos Black"/>
+        </w:rPr>
+        <w:t>fisierului</w:t>
+      </w:r>
+    </w:p>
+    <w:p>
+      <w:pPr>
+        <w:rPr>
+          <w:rFonts w:ascii="Aptos Black" w:hAnsi="Aptos Black"/>
+        </w:rPr>
+      </w:pPr>
+      <w:r>
+        <w:rPr>
+          <w:rFonts w:ascii="Aptos Black" w:hAnsi="Aptos Black"/>
+        </w:rPr>
+        <w:t>G – mergi la ultima linie a</w:t>
+      </w:r>
+      <w:r>
+        <w:rPr>
+          <w:rFonts w:ascii="Aptos Black" w:hAnsi="Aptos Black"/>
+        </w:rPr>
+        <w:t xml:space="preserve"> fisierului</w:t>
+      </w:r>
+    </w:p>
+    <w:p>
+      <w:pPr>
+        <w:rPr>
+          <w:rFonts w:ascii="Aptos Black" w:hAnsi="Aptos Black"/>
+        </w:rPr>
+      </w:pPr>
+    </w:p>
+    <w:p>
+      <w:pPr>
+        <w:rPr>
+          <w:rFonts w:ascii="Aptos Black" w:hAnsi="Aptos Black"/>
+        </w:rPr>
+      </w:pPr>
+      <w:r>
+        <w:rPr>
+          <w:rFonts w:ascii="Aptos Black" w:hAnsi="Aptos Black"/>
+        </w:rPr>
+        <w:t xml:space="preserve">5gg sau 5G – mergi la inceputul </w:t>
+      </w:r>
+      <w:r>
+        <w:rPr>
+          <w:rFonts w:ascii="Aptos Black" w:hAnsi="Aptos Black"/>
+        </w:rPr>
+        <w:t>liniei 5</w:t>
       </w:r>
     </w:p>
     <w:p>
